--- a/Draft 1/safety instructions_012.docx
+++ b/Draft 1/safety instructions_012.docx
@@ -8,59 +8,12 @@
           <w:lang w:val="en-US"/>
         </w:rPr>
       </w:pPr>
-      <w:proofErr w:type="spellStart"/>
       <w:r>
         <w:rPr>
           <w:lang w:val="en-US"/>
         </w:rPr>
-        <w:t>O</w:t>
+        <w:t>vickysam</w:t>
       </w:r>
-      <w:r>
-        <w:rPr>
-          <w:lang w:val="en-US"/>
-        </w:rPr>
-        <w:t>pe</w:t>
-      </w:r>
-      <w:r>
-        <w:rPr>
-          <w:lang w:val="en-US"/>
-        </w:rPr>
-        <w:t>n</w:t>
-      </w:r>
-      <w:r>
-        <w:rPr>
-          <w:lang w:val="en-US"/>
-        </w:rPr>
-        <w:t>ksndkfnsdfknsdkfnsdkfn</w:t>
-      </w:r>
-      <w:r>
-        <w:rPr>
-          <w:lang w:val="en-US"/>
-        </w:rPr>
-        <w:t>n</w:t>
-      </w:r>
-      <w:proofErr w:type="spellEnd"/>
-      <w:r>
-        <w:rPr>
-          <w:lang w:val="en-US"/>
-        </w:rPr>
-        <w:t xml:space="preserve">    </w:t>
-      </w:r>
-      <w:proofErr w:type="spellStart"/>
-      <w:r>
-        <w:rPr>
-          <w:lang w:val="en-US"/>
-        </w:rPr>
-        <w:t>vivek</w:t>
-      </w:r>
-      <w:proofErr w:type="spellEnd"/>
-    </w:p>
-    <w:p>
-      <w:pPr>
-        <w:rPr>
-          <w:lang w:val="en-US"/>
-        </w:rPr>
-      </w:pPr>
     </w:p>
     <w:sectPr>
       <w:pgSz w:w="12240" w:h="15840"/>
